--- a/Entregas/Sprint 1/Desenvolvimento Frontend/H4 - Criar interface de upload drag-and-drop/PSP2 - S1T19 - Dashboard de Status.docx
+++ b/Entregas/Sprint 1/Desenvolvimento Frontend/H4 - Criar interface de upload drag-and-drop/PSP2 - S1T19 - Dashboard de Status.docx
@@ -46,6 +46,62 @@
       </w:pPr>
       <w:r>
         <w:t xml:space="preserve"/>
+      </w:r>
+    </w:p>
+    <w:p>
+      <w:pPr>
+        <w:pStyle w:val="Heading2"/>
+        <w:spacing w:after="180" w:before="120"/>
+      </w:pPr>
+      <w:r>
+        <w:rPr>
+          <w:rFonts w:ascii="Arial" w:cs="Arial" w:eastAsia="Arial" w:hAnsi="Arial"/>
+          <w:b/>
+          <w:bCs/>
+          <w:color w:val="1F3864"/>
+          <w:sz w:val="28"/>
+          <w:szCs w:val="28"/>
+        </w:rPr>
+        <w:t xml:space="preserve">📖 Em palavras simples</w:t>
+      </w:r>
+    </w:p>
+    <w:p>
+      <w:pPr>
+        <w:spacing w:after="180"/>
+      </w:pPr>
+      <w:r>
+        <w:rPr>
+          <w:rFonts w:ascii="Arial" w:cs="Arial" w:eastAsia="Arial" w:hAnsi="Arial"/>
+          <w:sz w:val="22"/>
+          <w:szCs w:val="22"/>
+        </w:rPr>
+        <w:t xml:space="preserve">O dashboard é a “tela principal” depois do login: uma lista de tudo que o aluno já enviou, com status em tempo real. Cada card mostra o nome do arquivo, em que estágio do processamento está, uma barra de progresso, e (quando pronto) o nome final que foi gerado.</w:t>
+      </w:r>
+    </w:p>
+    <w:p>
+      <w:pPr>
+        <w:spacing w:after="180"/>
+      </w:pPr>
+      <w:r>
+        <w:rPr>
+          <w:rFonts w:ascii="Arial" w:cs="Arial" w:eastAsia="Arial" w:hAnsi="Arial"/>
+          <w:sz w:val="22"/>
+          <w:szCs w:val="22"/>
+        </w:rPr>
+        <w:t xml:space="preserve">O “em tempo real” é o destaque: em vez de a tela ficar perguntando pro servidor “já terminou? já terminou? já terminou?” a cada 5 segundos (polling), a gente usa Realtime: o banco “avisa” a tela quando algo muda. O aluno vê o status passar de “pendente” pra “processando” pra “concluído” sem dar F5 nem recarregar nada.</w:t>
+      </w:r>
+    </w:p>
+    <w:p>
+      <w:pPr>
+        <w:spacing w:after="180"/>
+      </w:pPr>
+      <w:r>
+        <w:rPr>
+          <w:rFonts w:ascii="Arial" w:cs="Arial" w:eastAsia="Arial" w:hAnsi="Arial"/>
+          <w:sz w:val="22"/>
+          <w:szCs w:val="22"/>
+        </w:rPr>
+        <w:t xml:space="preserve">Por que isso importa? Documentos demoram. Sem feedback ao vivo, o aluno fica inseguro (“será que travou?”) e abandona o produto. Com Realtime, o sistema parece mágico — as coisas acontecem na tela como num app moderno (WhatsApp, Slack), o que constrói confiança imediatamente.</w:t>
       </w:r>
     </w:p>
     <w:p>
